--- a/arb/docx/37.content.docx
+++ b/arb/docx/37.content.docx
@@ -9,6 +9,8 @@
       </w:pPr>
       <w:r>
         <w:rPr>
+          <w:rtl/>
+          <w:cs/>
           <w:lang w:val="ar_AE" w:bidi="ar_AE"/>
         </w:rPr>
       </w:r>
@@ -20,12 +22,16 @@
       </w:pPr>
       <w:r>
         <w:rPr>
+          <w:rtl/>
+          <w:cs/>
           <w:lang w:val="ar_AE" w:bidi="ar_AE"/>
         </w:rPr>
         <w:t>Resource: Biblica Study Notes</w:t>
       </w:r>
       <w:r>
         <w:rPr>
+          <w:rtl/>
+          <w:cs/>
           <w:lang w:val="ar_AE" w:bidi="ar_AE"/>
         </w:rPr>
       </w:r>
@@ -36,53 +42,71 @@
       </w:pPr>
       <w:r>
         <w:rPr>
+          <w:rtl/>
+          <w:cs/>
           <w:lang w:val="ar_AE" w:bidi="ar_AE"/>
         </w:rPr>
       </w:r>
       <w:r>
         <w:rPr>
           <w:b/>
+          <w:rtl/>
+          <w:cs/>
           <w:lang w:val="ar_AE" w:bidi="ar_AE"/>
         </w:rPr>
         <w:t>Biblica Study Notes (Book Intros)</w:t>
       </w:r>
       <w:r>
         <w:rPr>
+          <w:rtl/>
+          <w:cs/>
           <w:lang w:val="ar_AE" w:bidi="ar_AE"/>
         </w:rPr>
         <w:t xml:space="preserve"> © 2023 Biblica Inc. Released under CC BY-SA 4.0 license. </w:t>
       </w:r>
       <w:r>
         <w:rPr>
+          <w:rtl/>
+          <w:cs/>
           <w:lang w:val="ar_AE" w:bidi="ar_AE"/>
         </w:rPr>
         <w:t>Biblica Study Notes</w:t>
       </w:r>
       <w:r>
         <w:rPr>
+          <w:rtl/>
+          <w:cs/>
           <w:lang w:val="ar_AE" w:bidi="ar_AE"/>
         </w:rPr>
         <w:t xml:space="preserve"> has been adapted in the following languages: Tok Pisin, Arabic (عربي), French (Français), Hindi (हिंदी), Indonesian (Bahasa Indonesia), Portuguese (Português), Russian (Русский), Spanish (Español), Swahili (Kiswahili), and Simplified Chinese (简体中文)from </w:t>
       </w:r>
       <w:r>
         <w:rPr>
+          <w:rtl/>
+          <w:cs/>
           <w:lang w:val="ar_AE" w:bidi="ar_AE"/>
         </w:rPr>
         <w:t>Biblica Study Notes</w:t>
       </w:r>
       <w:r>
         <w:rPr>
+          <w:rtl/>
+          <w:cs/>
           <w:lang w:val="ar_AE" w:bidi="ar_AE"/>
         </w:rPr>
         <w:t xml:space="preserve"> © 2023 Biblica Inc. Released under CC BY-SA 4.0 license by Mission Mutual</w:t>
       </w:r>
       <w:r>
         <w:rPr>
-          <w:lang w:val="ar_AE" w:bidi="ar_AE"/>
-        </w:rPr>
-      </w:r>
-      <w:r>
-        <w:rPr>
+          <w:rtl/>
+          <w:cs/>
+          <w:lang w:val="ar_AE" w:bidi="ar_AE"/>
+        </w:rPr>
+      </w:r>
+      <w:r>
+        <w:rPr>
+          <w:rtl/>
+          <w:cs/>
           <w:lang w:val="ar_AE" w:bidi="ar_AE"/>
         </w:rPr>
       </w:r>
@@ -94,6 +118,8 @@
       </w:pPr>
       <w:r>
         <w:rPr>
+          <w:rtl/>
+          <w:cs/>
           <w:lang w:val="ar_AE" w:bidi="ar_AE"/>
         </w:rPr>
         <w:t>Biblica Study Notes</w:t>
@@ -123,6 +149,8 @@
       </w:pPr>
       <w:r>
         <w:rPr>
+          <w:rtl/>
+          <w:cs/>
           <w:lang w:val="ar_AE" w:bidi="ar_AE"/>
         </w:rPr>
       </w:r>
@@ -134,12 +162,16 @@
       </w:pPr>
       <w:r>
         <w:rPr>
+          <w:rtl/>
+          <w:cs/>
           <w:lang w:val="ar_AE" w:bidi="ar_AE"/>
         </w:rPr>
         <w:t>HAG</w:t>
       </w:r>
       <w:r>
         <w:rPr>
+          <w:rtl/>
+          <w:cs/>
           <w:lang w:val="ar_AE" w:bidi="ar_AE"/>
         </w:rPr>
       </w:r>
@@ -150,22 +182,30 @@
       </w:pPr>
       <w:r>
         <w:rPr>
-          <w:lang w:val="ar_AE" w:bidi="ar_AE"/>
-        </w:rPr>
-      </w:r>
-      <w:r>
-        <w:rPr>
+          <w:rtl/>
+          <w:cs/>
+          <w:lang w:val="ar_AE" w:bidi="ar_AE"/>
+        </w:rPr>
+      </w:r>
+      <w:r>
+        <w:rPr>
+          <w:rtl/>
+          <w:cs/>
           <w:lang w:val="ar_AE" w:bidi="ar_AE"/>
         </w:rPr>
         <w:t xml:space="preserve"> </w:t>
       </w:r>
       <w:r>
         <w:rPr>
-          <w:lang w:val="ar_AE" w:bidi="ar_AE"/>
-        </w:rPr>
-      </w:r>
-      <w:r>
-        <w:rPr>
+          <w:rtl/>
+          <w:cs/>
+          <w:lang w:val="ar_AE" w:bidi="ar_AE"/>
+        </w:rPr>
+      </w:r>
+      <w:r>
+        <w:rPr>
+          <w:rtl/>
+          <w:cs/>
           <w:lang w:val="ar_AE" w:bidi="ar_AE"/>
         </w:rPr>
       </w:r>
@@ -191,6 +231,8 @@
       </w:pPr>
       <w:r>
         <w:rPr>
+          <w:rtl/>
+          <w:cs/>
           <w:lang w:val="ar_AE" w:bidi="ar_AE"/>
         </w:rPr>
       </w:r>
@@ -202,12 +244,16 @@
       </w:pPr>
       <w:r>
         <w:rPr>
+          <w:rtl/>
+          <w:cs/>
           <w:lang w:val="ar_AE" w:bidi="ar_AE"/>
         </w:rPr>
         <w:t>حَجَّي</w:t>
       </w:r>
       <w:r>
         <w:rPr>
+          <w:rtl/>
+          <w:cs/>
           <w:lang w:val="ar_AE" w:bidi="ar_AE"/>
         </w:rPr>
       </w:r>
@@ -218,12 +264,16 @@
       </w:pPr>
       <w:r>
         <w:rPr>
+          <w:rtl/>
+          <w:cs/>
           <w:lang w:val="ar_AE" w:bidi="ar_AE"/>
         </w:rPr>
       </w:r>
       <w:r>
         <w:rPr>
           <w:b/>
+          <w:rtl/>
+          <w:cs/>
           <w:lang w:val="ar_AE" w:bidi="ar_AE"/>
         </w:rPr>
         <w:t>ما هو سفر حَجَّي؟</w:t>
@@ -238,11 +288,15 @@
       </w:pPr>
       <w:r>
         <w:rPr>
-          <w:lang w:val="ar_AE" w:bidi="ar_AE"/>
-        </w:rPr>
-      </w:r>
-      <w:r>
-        <w:rPr>
+          <w:rtl/>
+          <w:cs/>
+          <w:lang w:val="ar_AE" w:bidi="ar_AE"/>
+        </w:rPr>
+      </w:r>
+      <w:r>
+        <w:rPr>
+          <w:rtl/>
+          <w:cs/>
           <w:lang w:val="ar_AE" w:bidi="ar_AE"/>
         </w:rPr>
         <w:t>حَجَّي هو سفر من أسفار الأنبياء في إسرائيل. وهو عبارة عن مجموعة من الرسائل من الله التي تحدث بها حَجَّي.</w:t>
@@ -257,11 +311,15 @@
       </w:pPr>
       <w:r>
         <w:rPr>
-          <w:lang w:val="ar_AE" w:bidi="ar_AE"/>
-        </w:rPr>
-      </w:r>
-      <w:r>
-        <w:rPr>
+          <w:rtl/>
+          <w:cs/>
+          <w:lang w:val="ar_AE" w:bidi="ar_AE"/>
+        </w:rPr>
+      </w:r>
+      <w:r>
+        <w:rPr>
+          <w:rtl/>
+          <w:cs/>
           <w:lang w:val="ar_AE" w:bidi="ar_AE"/>
         </w:rPr>
         <w:t>كانت الرسائل عن أرض يهوذا عندما كانت المملكة الفارسية تسيطر عليها. وكانت جزءًا من القصة المذكورة في عزرا الإصحاحات 1 إلى 6. كما كانت الرسائل أيضًا وعودًا بشأن أحداث حدثت بعد ذلك الوقت.</w:t>
@@ -276,11 +334,15 @@
       </w:pPr>
       <w:r>
         <w:rPr>
-          <w:lang w:val="ar_AE" w:bidi="ar_AE"/>
-        </w:rPr>
-      </w:r>
-      <w:r>
-        <w:rPr>
+          <w:rtl/>
+          <w:cs/>
+          <w:lang w:val="ar_AE" w:bidi="ar_AE"/>
+        </w:rPr>
+      </w:r>
+      <w:r>
+        <w:rPr>
+          <w:rtl/>
+          <w:cs/>
           <w:lang w:val="ar_AE" w:bidi="ar_AE"/>
         </w:rPr>
         <w:t>تحدث حَجَّي بهذه الرسائل في سنة 520 قبل الميلاد. كان ذلك في السنة الثانية لمُلك داريوس على فارس.</w:t>
@@ -295,11 +357,15 @@
       </w:pPr>
       <w:r>
         <w:rPr>
-          <w:lang w:val="ar_AE" w:bidi="ar_AE"/>
-        </w:rPr>
-      </w:r>
-      <w:r>
-        <w:rPr>
+          <w:rtl/>
+          <w:cs/>
+          <w:lang w:val="ar_AE" w:bidi="ar_AE"/>
+        </w:rPr>
+      </w:r>
+      <w:r>
+        <w:rPr>
+          <w:rtl/>
+          <w:cs/>
           <w:lang w:val="ar_AE" w:bidi="ar_AE"/>
         </w:rPr>
         <w:t>يُعتقد أن حَجَّي كتب هذه الرسائل.</w:t>
@@ -314,11 +380,15 @@
       </w:pPr>
       <w:r>
         <w:rPr>
-          <w:lang w:val="ar_AE" w:bidi="ar_AE"/>
-        </w:rPr>
-      </w:r>
-      <w:r>
-        <w:rPr>
+          <w:rtl/>
+          <w:cs/>
+          <w:lang w:val="ar_AE" w:bidi="ar_AE"/>
+        </w:rPr>
+      </w:r>
+      <w:r>
+        <w:rPr>
+          <w:rtl/>
+          <w:cs/>
           <w:lang w:val="ar_AE" w:bidi="ar_AE"/>
         </w:rPr>
         <w:t>لقد فهم كُتّاب العهد الجديد أن بعض نبوات حَجَّي تحققت في حياة وعمل يسوع.</w:t>
@@ -330,12 +400,16 @@
       </w:pPr>
       <w:r>
         <w:rPr>
+          <w:rtl/>
+          <w:cs/>
           <w:lang w:val="ar_AE" w:bidi="ar_AE"/>
         </w:rPr>
       </w:r>
       <w:r>
         <w:rPr>
           <w:b/>
+          <w:rtl/>
+          <w:cs/>
           <w:lang w:val="ar_AE" w:bidi="ar_AE"/>
         </w:rPr>
         <w:t>لمن كُتب هذا السفر؟</w:t>
@@ -350,11 +424,15 @@
       </w:pPr>
       <w:r>
         <w:rPr>
-          <w:lang w:val="ar_AE" w:bidi="ar_AE"/>
-        </w:rPr>
-      </w:r>
-      <w:r>
-        <w:rPr>
+          <w:rtl/>
+          <w:cs/>
+          <w:lang w:val="ar_AE" w:bidi="ar_AE"/>
+        </w:rPr>
+      </w:r>
+      <w:r>
+        <w:rPr>
+          <w:rtl/>
+          <w:cs/>
           <w:lang w:val="ar_AE" w:bidi="ar_AE"/>
         </w:rPr>
         <w:t>لزرُبابل ويشوع واليهود الذين عادوا إلى يهوذا. حيث قد عاشوا في السبي في بابل سنوات عِدَّة.</w:t>
@@ -366,18 +444,24 @@
       </w:pPr>
       <w:r>
         <w:rPr>
+          <w:rtl/>
+          <w:cs/>
           <w:lang w:val="ar_AE" w:bidi="ar_AE"/>
         </w:rPr>
       </w:r>
       <w:r>
         <w:rPr>
           <w:b/>
+          <w:rtl/>
+          <w:cs/>
           <w:lang w:val="ar_AE" w:bidi="ar_AE"/>
         </w:rPr>
         <w:t>لماذا كُتب سفر</w:t>
       </w:r>
       <w:r>
         <w:rPr>
+          <w:rtl/>
+          <w:cs/>
           <w:lang w:val="ar_AE" w:bidi="ar_AE"/>
         </w:rPr>
         <w:t xml:space="preserve"> </w:t>
@@ -385,6 +469,8 @@
       <w:r>
         <w:rPr>
           <w:b/>
+          <w:rtl/>
+          <w:cs/>
           <w:lang w:val="ar_AE" w:bidi="ar_AE"/>
         </w:rPr>
         <w:t>حجي؟</w:t>
@@ -399,11 +485,15 @@
       </w:pPr>
       <w:r>
         <w:rPr>
-          <w:lang w:val="ar_AE" w:bidi="ar_AE"/>
-        </w:rPr>
-      </w:r>
-      <w:r>
-        <w:rPr>
+          <w:rtl/>
+          <w:cs/>
+          <w:lang w:val="ar_AE" w:bidi="ar_AE"/>
+        </w:rPr>
+      </w:r>
+      <w:r>
+        <w:rPr>
+          <w:rtl/>
+          <w:cs/>
           <w:lang w:val="ar_AE" w:bidi="ar_AE"/>
         </w:rPr>
         <w:t>لتذكير اليهود بأن يكونوا أمناء لعهد جبل سيناء بعد السبي.</w:t>
@@ -418,11 +508,15 @@
       </w:pPr>
       <w:r>
         <w:rPr>
-          <w:lang w:val="ar_AE" w:bidi="ar_AE"/>
-        </w:rPr>
-      </w:r>
-      <w:r>
-        <w:rPr>
+          <w:rtl/>
+          <w:cs/>
+          <w:lang w:val="ar_AE" w:bidi="ar_AE"/>
+        </w:rPr>
+      </w:r>
+      <w:r>
+        <w:rPr>
+          <w:rtl/>
+          <w:cs/>
           <w:lang w:val="ar_AE" w:bidi="ar_AE"/>
         </w:rPr>
         <w:t>لتسجيل الرسائل التي ساعدت اليهود في إكمال بناء الهيكل.</w:t>
@@ -437,11 +531,15 @@
       </w:pPr>
       <w:r>
         <w:rPr>
-          <w:lang w:val="ar_AE" w:bidi="ar_AE"/>
-        </w:rPr>
-      </w:r>
-      <w:r>
-        <w:rPr>
+          <w:rtl/>
+          <w:cs/>
+          <w:lang w:val="ar_AE" w:bidi="ar_AE"/>
+        </w:rPr>
+      </w:r>
+      <w:r>
+        <w:rPr>
+          <w:rtl/>
+          <w:cs/>
           <w:lang w:val="ar_AE" w:bidi="ar_AE"/>
         </w:rPr>
         <w:t>لتشجيع اليهود لأن الله بقي أمينًا لعهدِه مع داود.</w:t>
@@ -453,12 +551,16 @@
       </w:pPr>
       <w:r>
         <w:rPr>
+          <w:rtl/>
+          <w:cs/>
           <w:lang w:val="ar_AE" w:bidi="ar_AE"/>
         </w:rPr>
       </w:r>
       <w:r>
         <w:rPr>
           <w:b/>
+          <w:rtl/>
+          <w:cs/>
           <w:lang w:val="ar_AE" w:bidi="ar_AE"/>
         </w:rPr>
         <w:t>الأفكار الرئيسية</w:t>
@@ -473,11 +575,15 @@
       </w:pPr>
       <w:r>
         <w:rPr>
-          <w:lang w:val="ar_AE" w:bidi="ar_AE"/>
-        </w:rPr>
-      </w:r>
-      <w:r>
-        <w:rPr>
+          <w:rtl/>
+          <w:cs/>
+          <w:lang w:val="ar_AE" w:bidi="ar_AE"/>
+        </w:rPr>
+      </w:r>
+      <w:r>
+        <w:rPr>
+          <w:rtl/>
+          <w:cs/>
           <w:lang w:val="ar_AE" w:bidi="ar_AE"/>
         </w:rPr>
         <w:t>ظل الله أمينًا لعهد جبل سيناء وعهده مع داود. وقد بقي أمينًا لهذه العهود بعد فترة السبي.</w:t>
@@ -492,11 +598,15 @@
       </w:pPr>
       <w:r>
         <w:rPr>
-          <w:lang w:val="ar_AE" w:bidi="ar_AE"/>
-        </w:rPr>
-      </w:r>
-      <w:r>
-        <w:rPr>
+          <w:rtl/>
+          <w:cs/>
+          <w:lang w:val="ar_AE" w:bidi="ar_AE"/>
+        </w:rPr>
+      </w:r>
+      <w:r>
+        <w:rPr>
+          <w:rtl/>
+          <w:cs/>
           <w:lang w:val="ar_AE" w:bidi="ar_AE"/>
         </w:rPr>
         <w:t>الالتزام بعهد جبل سيناء أدى إلى بركات العهد. كما أن عدم الالتزام أدى إلى لعنات العهد.</w:t>
@@ -511,11 +621,15 @@
       </w:pPr>
       <w:r>
         <w:rPr>
-          <w:lang w:val="ar_AE" w:bidi="ar_AE"/>
-        </w:rPr>
-      </w:r>
-      <w:r>
-        <w:rPr>
+          <w:rtl/>
+          <w:cs/>
+          <w:lang w:val="ar_AE" w:bidi="ar_AE"/>
+        </w:rPr>
+      </w:r>
+      <w:r>
+        <w:rPr>
+          <w:rtl/>
+          <w:cs/>
           <w:lang w:val="ar_AE" w:bidi="ar_AE"/>
         </w:rPr>
         <w:t>لقد أراد الله أن يعيد اليهود بناء الهيكل. وكان ذلك جزءًا من خطة الله ليبارك جميع الأمم.</w:t>
@@ -530,11 +644,15 @@
       </w:pPr>
       <w:r>
         <w:rPr>
-          <w:lang w:val="ar_AE" w:bidi="ar_AE"/>
-        </w:rPr>
-      </w:r>
-      <w:r>
-        <w:rPr>
+          <w:rtl/>
+          <w:cs/>
+          <w:lang w:val="ar_AE" w:bidi="ar_AE"/>
+        </w:rPr>
+      </w:r>
+      <w:r>
+        <w:rPr>
+          <w:rtl/>
+          <w:cs/>
           <w:lang w:val="ar_AE" w:bidi="ar_AE"/>
         </w:rPr>
         <w:t>روح الله يمنح الناس القدرة على طاعة الله بإخلاص.</w:t>
@@ -546,12 +664,16 @@
       </w:pPr>
       <w:r>
         <w:rPr>
+          <w:rtl/>
+          <w:cs/>
           <w:lang w:val="ar_AE" w:bidi="ar_AE"/>
         </w:rPr>
       </w:r>
       <w:r>
         <w:rPr>
           <w:b/>
+          <w:rtl/>
+          <w:cs/>
           <w:lang w:val="ar_AE" w:bidi="ar_AE"/>
         </w:rPr>
         <w:t>مخطط السفر</w:t>
@@ -563,12 +685,16 @@
       </w:pPr>
       <w:r>
         <w:rPr>
+          <w:rtl/>
+          <w:cs/>
           <w:lang w:val="ar_AE" w:bidi="ar_AE"/>
         </w:rPr>
       </w:r>
       <w:r>
         <w:rPr>
           <w:b/>
+          <w:rtl/>
+          <w:cs/>
           <w:lang w:val="ar_AE" w:bidi="ar_AE"/>
         </w:rPr>
         <w:t>رسائل حول الالتزام بعهد جبل سيناء (1:1 – 2:19).</w:t>
@@ -580,23 +706,31 @@
       </w:pPr>
       <w:r>
         <w:rPr>
+          <w:rtl/>
+          <w:cs/>
           <w:lang w:val="ar_AE" w:bidi="ar_AE"/>
         </w:rPr>
       </w:r>
       <w:r>
         <w:rPr>
           <w:b/>
+          <w:rtl/>
+          <w:cs/>
           <w:lang w:val="ar_AE" w:bidi="ar_AE"/>
         </w:rPr>
         <w:t>رسالة رجاء حول عهد الله مع داود (2:20–23).</w:t>
       </w:r>
       <w:r>
         <w:rPr>
-          <w:lang w:val="ar_AE" w:bidi="ar_AE"/>
-        </w:rPr>
-      </w:r>
-      <w:r>
-        <w:rPr>
+          <w:rtl/>
+          <w:cs/>
+          <w:lang w:val="ar_AE" w:bidi="ar_AE"/>
+        </w:rPr>
+      </w:r>
+      <w:r>
+        <w:rPr>
+          <w:rtl/>
+          <w:cs/>
           <w:lang w:val="ar_AE" w:bidi="ar_AE"/>
         </w:rPr>
       </w:r>
